--- a/docs/Paperwik-User-Guide.docx
+++ b/docs/Paperwik-User-Guide.docx
@@ -15,7 +15,7 @@
         <w:pStyle w:val="Subtitle"/>
       </w:pPr>
       <w:r>
-        <w:t xml:space="preserve">v0.3.0</w:t>
+        <w:t xml:space="preserve">v0.4.0</w:t>
       </w:r>
     </w:p>
     <w:sdt>
@@ -135,7 +135,7 @@
         <w:t xml:space="preserve">, where Paperwik lives as a plugin.</w:t>
       </w:r>
     </w:p>
-    <w:bookmarkStart w:id="9" w:name="what-paperwik-can-do-as-of-v0.3.0"/>
+    <w:bookmarkStart w:id="9" w:name="what-paperwik-can-do-as-of-v0.4.0"/>
     <w:p>
       <w:pPr>
         <w:pStyle w:val="Heading2"/>
@@ -150,7 +150,7 @@
         <w:tab/>
       </w:r>
       <w:r>
-        <w:t xml:space="preserve">What Paperwik can do (as of v0.3.0)</w:t>
+        <w:t xml:space="preserve">What Paperwik can do (as of v0.4.0)</w:t>
       </w:r>
     </w:p>
     <w:p>
@@ -249,25 +249,64 @@
           <w:b/>
           <w:bCs/>
         </w:rPr>
-        <w:t xml:space="preserve">Auto-link</w:t>
-      </w:r>
-      <w:r>
-        <w:t xml:space="preserve"> </w:t>
-      </w:r>
-      <w:r>
-        <w:t xml:space="preserve">– every new page automatically cross-references existing entity pages. A second mention of</w:t>
-      </w:r>
-      <w:r>
-        <w:t xml:space="preserve"> </w:t>
-      </w:r>
-      <w:r>
-        <w:t xml:space="preserve">“Andrej Karpathy”</w:t>
-      </w:r>
-      <w:r>
-        <w:t xml:space="preserve"> </w:t>
-      </w:r>
-      <w:r>
-        <w:t xml:space="preserve">updates his existing page instead of creating a duplicate.</w:t>
+        <w:t xml:space="preserve">Deep research</w:t>
+      </w:r>
+      <w:r>
+        <w:t xml:space="preserve"> </w:t>
+      </w:r>
+      <w:r>
+        <w:t xml:space="preserve">– say</w:t>
+      </w:r>
+      <w:r>
+        <w:t xml:space="preserve"> </w:t>
+      </w:r>
+      <w:r>
+        <w:t xml:space="preserve">“research cognitive health thoroughly”</w:t>
+      </w:r>
+      <w:r>
+        <w:t xml:space="preserve"> </w:t>
+      </w:r>
+      <w:r>
+        <w:t xml:space="preserve">(any topic) and Paperwik runs a 4-phase research pipeline using Claude’s built-in web tools. Takes ~10 minutes. Drops a 3,000-8,000 word cited synthesis into</w:t>
+      </w:r>
+      <w:r>
+        <w:t xml:space="preserve"> </w:t>
+      </w:r>
+      <w:r>
+        <w:rPr>
+          <w:rStyle w:val="VerbatimChar"/>
+        </w:rPr>
+        <w:t xml:space="preserve">Vault/Inbox/</w:t>
+      </w:r>
+      <w:r>
+        <w:t xml:space="preserve"> </w:t>
+      </w:r>
+      <w:r>
+        <w:t xml:space="preserve">for the normal ingest flow to absorb. Shows a cost/time estimate up front – you say</w:t>
+      </w:r>
+      <w:r>
+        <w:t xml:space="preserve"> </w:t>
+      </w:r>
+      <w:r>
+        <w:t xml:space="preserve">“yes”</w:t>
+      </w:r>
+      <w:r>
+        <w:t xml:space="preserve"> </w:t>
+      </w:r>
+      <w:r>
+        <w:t xml:space="preserve">to proceed or</w:t>
+      </w:r>
+      <w:r>
+        <w:t xml:space="preserve"> </w:t>
+      </w:r>
+      <w:r>
+        <w:t xml:space="preserve">“no”</w:t>
+      </w:r>
+      <w:r>
+        <w:t xml:space="preserve"> </w:t>
+      </w:r>
+      <w:r>
+        <w:t xml:space="preserve">to cancel. No external API keys required.</w:t>
       </w:r>
     </w:p>
     <w:p>
@@ -283,19 +322,25 @@
           <w:b/>
           <w:bCs/>
         </w:rPr>
-        <w:t xml:space="preserve">Auto-save</w:t>
-      </w:r>
-      <w:r>
-        <w:t xml:space="preserve"> </w:t>
-      </w:r>
-      <w:r>
-        <w:t xml:space="preserve">– every file Claude writes is snapshot to a local git history behind the scenes. You can undo any change at any time by saying</w:t>
-      </w:r>
-      <w:r>
-        <w:t xml:space="preserve"> </w:t>
-      </w:r>
-      <w:r>
-        <w:t xml:space="preserve">“undo that.”</w:t>
+        <w:t xml:space="preserve">Auto-link</w:t>
+      </w:r>
+      <w:r>
+        <w:t xml:space="preserve"> </w:t>
+      </w:r>
+      <w:r>
+        <w:t xml:space="preserve">– every new page automatically cross-references existing entity pages. A second mention of</w:t>
+      </w:r>
+      <w:r>
+        <w:t xml:space="preserve"> </w:t>
+      </w:r>
+      <w:r>
+        <w:t xml:space="preserve">“Andrej Karpathy”</w:t>
+      </w:r>
+      <w:r>
+        <w:t xml:space="preserve"> </w:t>
+      </w:r>
+      <w:r>
+        <w:t xml:space="preserve">updates his existing page instead of creating a duplicate.</w:t>
       </w:r>
     </w:p>
     <w:p>
@@ -311,25 +356,19 @@
           <w:b/>
           <w:bCs/>
         </w:rPr>
-        <w:t xml:space="preserve">Auto-archive your chats</w:t>
-      </w:r>
-      <w:r>
-        <w:t xml:space="preserve"> </w:t>
-      </w:r>
-      <w:r>
-        <w:t xml:space="preserve">– every conversation you have with Paperwik is mirrored to disk so you can ask months later,</w:t>
-      </w:r>
-      <w:r>
-        <w:t xml:space="preserve"> </w:t>
-      </w:r>
-      <w:r>
-        <w:t xml:space="preserve">“what did we decide about X?”</w:t>
-      </w:r>
-      <w:r>
-        <w:t xml:space="preserve"> </w:t>
-      </w:r>
-      <w:r>
-        <w:t xml:space="preserve">and Claude can read its own previous sessions.</w:t>
+        <w:t xml:space="preserve">Auto-save</w:t>
+      </w:r>
+      <w:r>
+        <w:t xml:space="preserve"> </w:t>
+      </w:r>
+      <w:r>
+        <w:t xml:space="preserve">– every file Claude writes is snapshot to a local git history behind the scenes. You can undo any change at any time by saying</w:t>
+      </w:r>
+      <w:r>
+        <w:t xml:space="preserve"> </w:t>
+      </w:r>
+      <w:r>
+        <w:t xml:space="preserve">“undo that.”</w:t>
       </w:r>
     </w:p>
     <w:p>
@@ -345,49 +384,25 @@
           <w:b/>
           <w:bCs/>
         </w:rPr>
-        <w:t xml:space="preserve">Auto-log decisions</w:t>
-      </w:r>
-      <w:r>
-        <w:t xml:space="preserve"> </w:t>
-      </w:r>
-      <w:r>
-        <w:t xml:space="preserve">– when you say things like</w:t>
-      </w:r>
-      <w:r>
-        <w:t xml:space="preserve"> </w:t>
-      </w:r>
-      <w:r>
-        <w:t xml:space="preserve">“let’s go with X”</w:t>
-      </w:r>
-      <w:r>
-        <w:t xml:space="preserve"> </w:t>
-      </w:r>
-      <w:r>
-        <w:t xml:space="preserve">or</w:t>
-      </w:r>
-      <w:r>
-        <w:t xml:space="preserve"> </w:t>
-      </w:r>
-      <w:r>
-        <w:t xml:space="preserve">“final answer: Y,”</w:t>
-      </w:r>
-      <w:r>
-        <w:t xml:space="preserve"> </w:t>
-      </w:r>
-      <w:r>
-        <w:t xml:space="preserve">Paperwik quietly notes the decision in</w:t>
-      </w:r>
-      <w:r>
-        <w:t xml:space="preserve"> </w:t>
-      </w:r>
-      <w:r>
-        <w:rPr>
-          <w:rStyle w:val="VerbatimChar"/>
-        </w:rPr>
-        <w:t xml:space="preserve">decisions.md</w:t>
-      </w:r>
-      <w:r>
-        <w:t xml:space="preserve">. You never have to tell it to remember.</w:t>
+        <w:t xml:space="preserve">Auto-archive your chats</w:t>
+      </w:r>
+      <w:r>
+        <w:t xml:space="preserve"> </w:t>
+      </w:r>
+      <w:r>
+        <w:t xml:space="preserve">– every conversation you have with Paperwik is mirrored to disk so you can ask months later,</w:t>
+      </w:r>
+      <w:r>
+        <w:t xml:space="preserve"> </w:t>
+      </w:r>
+      <w:r>
+        <w:t xml:space="preserve">“what did we decide about X?”</w:t>
+      </w:r>
+      <w:r>
+        <w:t xml:space="preserve"> </w:t>
+      </w:r>
+      <w:r>
+        <w:t xml:space="preserve">and Claude can read its own previous sessions.</w:t>
       </w:r>
     </w:p>
     <w:p>
@@ -403,13 +418,49 @@
           <w:b/>
           <w:bCs/>
         </w:rPr>
-        <w:t xml:space="preserve">Lint</w:t>
-      </w:r>
-      <w:r>
-        <w:t xml:space="preserve"> </w:t>
-      </w:r>
-      <w:r>
-        <w:t xml:space="preserve">– ask for a health check and Paperwik surfaces orphan pages, entities that deserve their own page, contradictions between sources, and projects that have gone quiet.</w:t>
+        <w:t xml:space="preserve">Auto-log decisions</w:t>
+      </w:r>
+      <w:r>
+        <w:t xml:space="preserve"> </w:t>
+      </w:r>
+      <w:r>
+        <w:t xml:space="preserve">– when you say things like</w:t>
+      </w:r>
+      <w:r>
+        <w:t xml:space="preserve"> </w:t>
+      </w:r>
+      <w:r>
+        <w:t xml:space="preserve">“let’s go with X”</w:t>
+      </w:r>
+      <w:r>
+        <w:t xml:space="preserve"> </w:t>
+      </w:r>
+      <w:r>
+        <w:t xml:space="preserve">or</w:t>
+      </w:r>
+      <w:r>
+        <w:t xml:space="preserve"> </w:t>
+      </w:r>
+      <w:r>
+        <w:t xml:space="preserve">“final answer: Y,”</w:t>
+      </w:r>
+      <w:r>
+        <w:t xml:space="preserve"> </w:t>
+      </w:r>
+      <w:r>
+        <w:t xml:space="preserve">Paperwik quietly notes the decision in</w:t>
+      </w:r>
+      <w:r>
+        <w:t xml:space="preserve"> </w:t>
+      </w:r>
+      <w:r>
+        <w:rPr>
+          <w:rStyle w:val="VerbatimChar"/>
+        </w:rPr>
+        <w:t xml:space="preserve">decisions.md</w:t>
+      </w:r>
+      <w:r>
+        <w:t xml:space="preserve">. You never have to tell it to remember.</w:t>
       </w:r>
     </w:p>
     <w:p>
@@ -425,6 +476,28 @@
           <w:b/>
           <w:bCs/>
         </w:rPr>
+        <w:t xml:space="preserve">Lint</w:t>
+      </w:r>
+      <w:r>
+        <w:t xml:space="preserve"> </w:t>
+      </w:r>
+      <w:r>
+        <w:t xml:space="preserve">– ask for a health check and Paperwik surfaces orphan pages, entities that deserve their own page, contradictions between sources, and projects that have gone quiet.</w:t>
+      </w:r>
+    </w:p>
+    <w:p>
+      <w:pPr>
+        <w:pStyle w:val="Compact"/>
+        <w:numPr>
+          <w:ilvl w:val="0"/>
+          <w:numId w:val="1001"/>
+        </w:numPr>
+      </w:pPr>
+      <w:r>
+        <w:rPr>
+          <w:b/>
+          <w:bCs/>
+        </w:rPr>
         <w:t xml:space="preserve">Redact</w:t>
       </w:r>
       <w:r>
@@ -510,7 +583,7 @@
         </w:numPr>
       </w:pPr>
       <w:r>
-        <w:t xml:space="preserve">It doesn’t run on macOS or Linux in v0.3.0 – Windows 10/11 only.</w:t>
+        <w:t xml:space="preserve">It doesn’t run on macOS or Linux in v0.4.0 – Windows 10/11 only.</w:t>
       </w:r>
     </w:p>
     <w:p>
@@ -1020,7 +1093,7 @@
     </w:p>
     <w:bookmarkEnd w:id="11"/>
     <w:bookmarkEnd w:id="12"/>
-    <w:bookmarkStart w:id="26" w:name="how-to-do-common-things-in-paperwik"/>
+    <w:bookmarkStart w:id="27" w:name="how-to-do-common-things-in-paperwik"/>
     <w:p>
       <w:pPr>
         <w:pStyle w:val="Heading1"/>
@@ -1266,7 +1339,7 @@
       </w:r>
     </w:p>
     <w:bookmarkEnd w:id="14"/>
-    <w:bookmarkStart w:id="15" w:name="search-your-wiki"/>
+    <w:bookmarkStart w:id="15" w:name="do-deep-research-on-a-topic"/>
     <w:p>
       <w:pPr>
         <w:pStyle w:val="Heading2"/>
@@ -1276,6 +1349,197 @@
           <w:rStyle w:val="SectionNumber"/>
         </w:rPr>
         <w:t xml:space="preserve">2.3</w:t>
+      </w:r>
+      <w:r>
+        <w:tab/>
+      </w:r>
+      <w:r>
+        <w:t xml:space="preserve">Do deep research on a topic</w:t>
+      </w:r>
+    </w:p>
+    <w:p>
+      <w:pPr>
+        <w:pStyle w:val="FirstParagraph"/>
+      </w:pPr>
+      <w:r>
+        <w:t xml:space="preserve">Say</w:t>
+      </w:r>
+      <w:r>
+        <w:t xml:space="preserve"> </w:t>
+      </w:r>
+      <w:r>
+        <w:rPr>
+          <w:b/>
+          <w:bCs/>
+        </w:rPr>
+        <w:t xml:space="preserve">research cognitive health thoroughly</w:t>
+      </w:r>
+      <w:r>
+        <w:t xml:space="preserve"> </w:t>
+      </w:r>
+      <w:r>
+        <w:t xml:space="preserve">(substitute any topic). Paperwik runs a 4-phase research pipeline using Claude’s built-in web tools – no external APIs or keys required. Takes ~8-12 minutes. Drops a 3,000-8,000 word synthesis with 15+ cited sources into</w:t>
+      </w:r>
+      <w:r>
+        <w:t xml:space="preserve"> </w:t>
+      </w:r>
+      <w:r>
+        <w:rPr>
+          <w:rStyle w:val="VerbatimChar"/>
+        </w:rPr>
+        <w:t xml:space="preserve">Vault/Inbox/</w:t>
+      </w:r>
+      <w:r>
+        <w:t xml:space="preserve">. You then say</w:t>
+      </w:r>
+      <w:r>
+        <w:t xml:space="preserve"> </w:t>
+      </w:r>
+      <w:r>
+        <w:t xml:space="preserve">“ingest this”</w:t>
+      </w:r>
+      <w:r>
+        <w:t xml:space="preserve"> </w:t>
+      </w:r>
+      <w:r>
+        <w:t xml:space="preserve">the same way you would for any source.</w:t>
+      </w:r>
+    </w:p>
+    <w:p>
+      <w:pPr>
+        <w:pStyle w:val="BodyText"/>
+      </w:pPr>
+      <w:r>
+        <w:t xml:space="preserve">Before the run starts, Paperwik shows you a cost/time estimate like</w:t>
+      </w:r>
+      <w:r>
+        <w:t xml:space="preserve"> </w:t>
+      </w:r>
+      <w:r>
+        <w:t xml:space="preserve">“this will take ~10 min and consume roughly 2-4 Sonnet hours of your weekly budget.”</w:t>
+      </w:r>
+      <w:r>
+        <w:t xml:space="preserve"> </w:t>
+      </w:r>
+      <w:r>
+        <w:t xml:space="preserve">Say</w:t>
+      </w:r>
+      <w:r>
+        <w:t xml:space="preserve"> </w:t>
+      </w:r>
+      <w:r>
+        <w:rPr>
+          <w:b/>
+          <w:bCs/>
+        </w:rPr>
+        <w:t xml:space="preserve">yes</w:t>
+      </w:r>
+      <w:r>
+        <w:t xml:space="preserve"> </w:t>
+      </w:r>
+      <w:r>
+        <w:t xml:space="preserve">or</w:t>
+      </w:r>
+      <w:r>
+        <w:t xml:space="preserve"> </w:t>
+      </w:r>
+      <w:r>
+        <w:rPr>
+          <w:b/>
+          <w:bCs/>
+        </w:rPr>
+        <w:t xml:space="preserve">proceed</w:t>
+      </w:r>
+      <w:r>
+        <w:t xml:space="preserve"> </w:t>
+      </w:r>
+      <w:r>
+        <w:t xml:space="preserve">to continue, or</w:t>
+      </w:r>
+      <w:r>
+        <w:t xml:space="preserve"> </w:t>
+      </w:r>
+      <w:r>
+        <w:rPr>
+          <w:b/>
+          <w:bCs/>
+        </w:rPr>
+        <w:t xml:space="preserve">no</w:t>
+      </w:r>
+      <w:r>
+        <w:t xml:space="preserve"> </w:t>
+      </w:r>
+      <w:r>
+        <w:t xml:space="preserve">or</w:t>
+      </w:r>
+      <w:r>
+        <w:t xml:space="preserve"> </w:t>
+      </w:r>
+      <w:r>
+        <w:rPr>
+          <w:b/>
+          <w:bCs/>
+        </w:rPr>
+        <w:t xml:space="preserve">wait</w:t>
+      </w:r>
+      <w:r>
+        <w:t xml:space="preserve"> </w:t>
+      </w:r>
+      <w:r>
+        <w:t xml:space="preserve">to cancel. Don’t skip this gate – it’s there so you know what you’re spending before you spend it.</w:t>
+      </w:r>
+    </w:p>
+    <w:p>
+      <w:pPr>
+        <w:pStyle w:val="BodyText"/>
+      </w:pPr>
+      <w:r>
+        <w:t xml:space="preserve">The first time you ever run research, Paperwik also shows a one-time note explaining that research always uses Sonnet + Haiku regardless of which model you’ve picked in the main chat. That note never repeats.</w:t>
+      </w:r>
+    </w:p>
+    <w:p>
+      <w:pPr>
+        <w:pStyle w:val="BodyText"/>
+      </w:pPr>
+      <w:r>
+        <w:t xml:space="preserve">Good topics for research: anything broad enough to deserve a long cited writeup. Bad topics:</w:t>
+      </w:r>
+      <w:r>
+        <w:t xml:space="preserve"> </w:t>
+      </w:r>
+      <w:r>
+        <w:t xml:space="preserve">“what year was the Eiffel Tower built”</w:t>
+      </w:r>
+      <w:r>
+        <w:t xml:space="preserve"> </w:t>
+      </w:r>
+      <w:r>
+        <w:t xml:space="preserve">(too small – just ask the question directly) or</w:t>
+      </w:r>
+      <w:r>
+        <w:t xml:space="preserve"> </w:t>
+      </w:r>
+      <w:r>
+        <w:t xml:space="preserve">“my grocery list for tomorrow”</w:t>
+      </w:r>
+      <w:r>
+        <w:t xml:space="preserve"> </w:t>
+      </w:r>
+      <w:r>
+        <w:t xml:space="preserve">(nothing to research).</w:t>
+      </w:r>
+    </w:p>
+    <w:bookmarkEnd w:id="15"/>
+    <w:bookmarkStart w:id="16" w:name="search-your-wiki"/>
+    <w:p>
+      <w:pPr>
+        <w:pStyle w:val="Heading2"/>
+      </w:pPr>
+      <w:r>
+        <w:rPr>
+          <w:rStyle w:val="SectionNumber"/>
+        </w:rPr>
+        <w:t xml:space="preserve">2.4</w:t>
       </w:r>
       <w:r>
         <w:tab/>
@@ -1348,8 +1612,8 @@
         <w:t xml:space="preserve">Paperwik runs hybrid retrieval (keyword match + semantic similarity + entity graph + reranking) and answers with citations back to specific pages. Click any citation in Obsidian to see the source.</w:t>
       </w:r>
     </w:p>
-    <w:bookmarkEnd w:id="15"/>
-    <w:bookmarkStart w:id="16" w:name="save-an-answer-as-a-permanent-page"/>
+    <w:bookmarkEnd w:id="16"/>
+    <w:bookmarkStart w:id="17" w:name="save-an-answer-as-a-permanent-page"/>
     <w:p>
       <w:pPr>
         <w:pStyle w:val="Heading2"/>
@@ -1358,7 +1622,7 @@
         <w:rPr>
           <w:rStyle w:val="SectionNumber"/>
         </w:rPr>
-        <w:t xml:space="preserve">2.4</w:t>
+        <w:t xml:space="preserve">2.5</w:t>
       </w:r>
       <w:r>
         <w:tab/>
@@ -1404,8 +1668,8 @@
         <w:t xml:space="preserve">. Paperwik creates a new page in the relevant project folder with your question as the title and the answer as the body. Questions are worth saving – a wiki grows not just from sources you add but from answers you decide are worth keeping.</w:t>
       </w:r>
     </w:p>
-    <w:bookmarkEnd w:id="16"/>
-    <w:bookmarkStart w:id="17" w:name="undo-the-last-change"/>
+    <w:bookmarkEnd w:id="17"/>
+    <w:bookmarkStart w:id="18" w:name="undo-the-last-change"/>
     <w:p>
       <w:pPr>
         <w:pStyle w:val="Heading2"/>
@@ -1414,7 +1678,7 @@
         <w:rPr>
           <w:rStyle w:val="SectionNumber"/>
         </w:rPr>
-        <w:t xml:space="preserve">2.5</w:t>
+        <w:t xml:space="preserve">2.6</w:t>
       </w:r>
       <w:r>
         <w:tab/>
@@ -1460,8 +1724,8 @@
         <w:t xml:space="preserve">. Paperwik reverts the most recent file change using the silent git history every edit gets committed to. Experiment freely – you can always undo.</w:t>
       </w:r>
     </w:p>
-    <w:bookmarkEnd w:id="17"/>
-    <w:bookmarkStart w:id="18" w:name="find-a-specific-entity"/>
+    <w:bookmarkEnd w:id="18"/>
+    <w:bookmarkStart w:id="19" w:name="find-a-specific-entity"/>
     <w:p>
       <w:pPr>
         <w:pStyle w:val="Heading2"/>
@@ -1470,7 +1734,7 @@
         <w:rPr>
           <w:rStyle w:val="SectionNumber"/>
         </w:rPr>
-        <w:t xml:space="preserve">2.6</w:t>
+        <w:t xml:space="preserve">2.7</w:t>
       </w:r>
       <w:r>
         <w:tab/>
@@ -1503,8 +1767,8 @@
         <w:t xml:space="preserve">(substitute any person, paper, concept, or organization). If no page exists, Paperwik says so – it doesn’t invent one.</w:t>
       </w:r>
     </w:p>
-    <w:bookmarkEnd w:id="18"/>
-    <w:bookmarkStart w:id="19" w:name="permanently-delete-a-topic-redact"/>
+    <w:bookmarkEnd w:id="19"/>
+    <w:bookmarkStart w:id="20" w:name="permanently-delete-a-topic-redact"/>
     <w:p>
       <w:pPr>
         <w:pStyle w:val="Heading2"/>
@@ -1513,7 +1777,7 @@
         <w:rPr>
           <w:rStyle w:val="SectionNumber"/>
         </w:rPr>
-        <w:t xml:space="preserve">2.7</w:t>
+        <w:t xml:space="preserve">2.8</w:t>
       </w:r>
       <w:r>
         <w:tab/>
@@ -1559,8 +1823,8 @@
         <w:t xml:space="preserve">. Paperwik walks you through a two-step confirmation, then removes the topic from both the live files AND git history. If you back up to OneDrive or Google Drive, those keep copies for ~30 days; Paperwik gives you a link to the cloud trash so you can clear it there too.</w:t>
       </w:r>
     </w:p>
-    <w:bookmarkEnd w:id="19"/>
-    <w:bookmarkStart w:id="20" w:name="check-the-wikis-health"/>
+    <w:bookmarkEnd w:id="20"/>
+    <w:bookmarkStart w:id="21" w:name="check-the-wikis-health"/>
     <w:p>
       <w:pPr>
         <w:pStyle w:val="Heading2"/>
@@ -1569,7 +1833,7 @@
         <w:rPr>
           <w:rStyle w:val="SectionNumber"/>
         </w:rPr>
-        <w:t xml:space="preserve">2.8</w:t>
+        <w:t xml:space="preserve">2.9</w:t>
       </w:r>
       <w:r>
         <w:tab/>
@@ -1615,8 +1879,8 @@
         <w:t xml:space="preserve">. Paperwik scans for orphan pages (nothing links to them), entities mentioned in 3+ places but without their own page, contradictions between sources, and projects that have gone inactive. It reports findings – it doesn’t auto-fix anything.</w:t>
       </w:r>
     </w:p>
-    <w:bookmarkEnd w:id="20"/>
-    <w:bookmarkStart w:id="21" w:name="rebuild-the-search-index"/>
+    <w:bookmarkEnd w:id="21"/>
+    <w:bookmarkStart w:id="22" w:name="rebuild-the-search-index"/>
     <w:p>
       <w:pPr>
         <w:pStyle w:val="Heading2"/>
@@ -1625,7 +1889,7 @@
         <w:rPr>
           <w:rStyle w:val="SectionNumber"/>
         </w:rPr>
-        <w:t xml:space="preserve">2.9</w:t>
+        <w:t xml:space="preserve">2.10</w:t>
       </w:r>
       <w:r>
         <w:tab/>
@@ -1686,8 +1950,8 @@
         <w:t xml:space="preserve">from scratch. Your actual notes are untouched. Takes 1-5 minutes depending on vault size.</w:t>
       </w:r>
     </w:p>
-    <w:bookmarkEnd w:id="21"/>
-    <w:bookmarkStart w:id="22" w:name="check-retrieval-quality"/>
+    <w:bookmarkEnd w:id="22"/>
+    <w:bookmarkStart w:id="23" w:name="check-retrieval-quality"/>
     <w:p>
       <w:pPr>
         <w:pStyle w:val="Heading2"/>
@@ -1696,7 +1960,7 @@
         <w:rPr>
           <w:rStyle w:val="SectionNumber"/>
         </w:rPr>
-        <w:t xml:space="preserve">2.10</w:t>
+        <w:t xml:space="preserve">2.11</w:t>
       </w:r>
       <w:r>
         <w:tab/>
@@ -1754,8 +2018,8 @@
         <w:t xml:space="preserve">) and reports NDCG@10, MRR, and Recall@5. Scores dropping by more than 5% since the previous run get flagged in the diagnostic log.</w:t>
       </w:r>
     </w:p>
-    <w:bookmarkEnd w:id="22"/>
-    <w:bookmarkStart w:id="23" w:name="update-paperwik"/>
+    <w:bookmarkEnd w:id="23"/>
+    <w:bookmarkStart w:id="24" w:name="update-paperwik"/>
     <w:p>
       <w:pPr>
         <w:pStyle w:val="Heading2"/>
@@ -1764,7 +2028,7 @@
         <w:rPr>
           <w:rStyle w:val="SectionNumber"/>
         </w:rPr>
-        <w:t xml:space="preserve">2.11</w:t>
+        <w:t xml:space="preserve">2.12</w:t>
       </w:r>
       <w:r>
         <w:tab/>
@@ -1930,8 +2194,8 @@
         <w:t xml:space="preserve">Fully quit and reopen Claude Desktop if skills don’t immediately appear.</w:t>
       </w:r>
     </w:p>
-    <w:bookmarkEnd w:id="23"/>
-    <w:bookmarkStart w:id="24" w:name="check-what-version-you-have"/>
+    <w:bookmarkEnd w:id="24"/>
+    <w:bookmarkStart w:id="25" w:name="check-what-version-you-have"/>
     <w:p>
       <w:pPr>
         <w:pStyle w:val="Heading2"/>
@@ -1940,7 +2204,7 @@
         <w:rPr>
           <w:rStyle w:val="SectionNumber"/>
         </w:rPr>
-        <w:t xml:space="preserve">2.12</w:t>
+        <w:t xml:space="preserve">2.13</w:t>
       </w:r>
       <w:r>
         <w:tab/>
@@ -1985,8 +2249,8 @@
         <w:t xml:space="preserve">from the plugin cache and reports the version.</w:t>
       </w:r>
     </w:p>
-    <w:bookmarkEnd w:id="24"/>
-    <w:bookmarkStart w:id="25" w:name="say-something-feels-off"/>
+    <w:bookmarkEnd w:id="25"/>
+    <w:bookmarkStart w:id="26" w:name="say-something-feels-off"/>
     <w:p>
       <w:pPr>
         <w:pStyle w:val="Heading2"/>
@@ -1995,7 +2259,7 @@
         <w:rPr>
           <w:rStyle w:val="SectionNumber"/>
         </w:rPr>
-        <w:t xml:space="preserve">2.13</w:t>
+        <w:t xml:space="preserve">2.14</w:t>
       </w:r>
       <w:r>
         <w:tab/>
@@ -2027,9 +2291,9 @@
         <w:t xml:space="preserve">) which you can send to your installer.</w:t>
       </w:r>
     </w:p>
-    <w:bookmarkEnd w:id="25"/>
     <w:bookmarkEnd w:id="26"/>
-    <w:bookmarkStart w:id="39" w:name="troubleshooting"/>
+    <w:bookmarkEnd w:id="27"/>
+    <w:bookmarkStart w:id="43" w:name="troubleshooting"/>
     <w:p>
       <w:pPr>
         <w:pStyle w:val="Heading1"/>
@@ -2062,7 +2326,7 @@
         </w:pict>
       </w:r>
     </w:p>
-    <w:bookmarkStart w:id="27" w:name="please-sign-in-again-roughly-once-a-day"/>
+    <w:bookmarkStart w:id="28" w:name="please-sign-in-again-roughly-once-a-day"/>
     <w:p>
       <w:pPr>
         <w:pStyle w:val="Heading2"/>
@@ -2207,8 +2471,8 @@
         </w:pict>
       </w:r>
     </w:p>
-    <w:bookmarkEnd w:id="27"/>
-    <w:bookmarkStart w:id="28" w:name="Xe03a68222de08b087d88da6f9c079fb71533ad3"/>
+    <w:bookmarkEnd w:id="28"/>
+    <w:bookmarkStart w:id="29" w:name="Xe03a68222de08b087d88da6f9c079fb71533ad3"/>
     <w:p>
       <w:pPr>
         <w:pStyle w:val="Heading2"/>
@@ -2282,8 +2546,8 @@
         </w:pict>
       </w:r>
     </w:p>
-    <w:bookmarkEnd w:id="28"/>
-    <w:bookmarkStart w:id="29" w:name="Xab98169fb6877b4334d6d301d595b8ce09e6183"/>
+    <w:bookmarkEnd w:id="29"/>
+    <w:bookmarkStart w:id="30" w:name="Xab98169fb6877b4334d6d301d595b8ce09e6183"/>
     <w:p>
       <w:pPr>
         <w:pStyle w:val="Heading2"/>
@@ -2401,8 +2665,8 @@
         </w:pict>
       </w:r>
     </w:p>
-    <w:bookmarkEnd w:id="29"/>
-    <w:bookmarkStart w:id="30" w:name="X7e2e2a3e4a2c777af5170d5e0f63254e25129fe"/>
+    <w:bookmarkEnd w:id="30"/>
+    <w:bookmarkStart w:id="31" w:name="X7e2e2a3e4a2c777af5170d5e0f63254e25129fe"/>
     <w:p>
       <w:pPr>
         <w:pStyle w:val="Heading2"/>
@@ -2538,8 +2802,8 @@
         </w:pict>
       </w:r>
     </w:p>
-    <w:bookmarkEnd w:id="30"/>
-    <w:bookmarkStart w:id="31" w:name="paperwik-shows-an-old-version-in-plugins"/>
+    <w:bookmarkEnd w:id="31"/>
+    <w:bookmarkStart w:id="32" w:name="paperwik-shows-an-old-version-in-plugins"/>
     <w:p>
       <w:pPr>
         <w:pStyle w:val="Heading2"/>
@@ -2692,8 +2956,8 @@
         </w:pict>
       </w:r>
     </w:p>
-    <w:bookmarkEnd w:id="31"/>
-    <w:bookmarkStart w:id="32" w:name="Xff2f41a4aa709be99d3e05a4841d20fd23d8fcc"/>
+    <w:bookmarkEnd w:id="32"/>
+    <w:bookmarkStart w:id="33" w:name="Xff2f41a4aa709be99d3e05a4841d20fd23d8fcc"/>
     <w:p>
       <w:pPr>
         <w:pStyle w:val="Heading2"/>
@@ -2906,8 +3170,8 @@
         </w:pict>
       </w:r>
     </w:p>
-    <w:bookmarkEnd w:id="32"/>
-    <w:bookmarkStart w:id="33" w:name="Xd69a6bead3d0fff96608de9f3f54d7c88c40e55"/>
+    <w:bookmarkEnd w:id="33"/>
+    <w:bookmarkStart w:id="34" w:name="Xd69a6bead3d0fff96608de9f3f54d7c88c40e55"/>
     <w:p>
       <w:pPr>
         <w:pStyle w:val="Heading2"/>
@@ -3245,8 +3509,8 @@
         </w:pict>
       </w:r>
     </w:p>
-    <w:bookmarkEnd w:id="33"/>
-    <w:bookmarkStart w:id="34" w:name="i-cant-find-a-file-i-just-ingested"/>
+    <w:bookmarkEnd w:id="34"/>
+    <w:bookmarkStart w:id="35" w:name="i-cant-find-a-file-i-just-ingested"/>
     <w:p>
       <w:pPr>
         <w:pStyle w:val="Heading2"/>
@@ -3418,8 +3682,8 @@
         </w:pict>
       </w:r>
     </w:p>
-    <w:bookmarkEnd w:id="34"/>
-    <w:bookmarkStart w:id="35" w:name="X57341f59193fd5cfae01805533f43c4fa8f8266"/>
+    <w:bookmarkEnd w:id="35"/>
+    <w:bookmarkStart w:id="36" w:name="X57341f59193fd5cfae01805533f43c4fa8f8266"/>
     <w:p>
       <w:pPr>
         <w:pStyle w:val="Heading2"/>
@@ -3573,8 +3837,8 @@
         </w:pict>
       </w:r>
     </w:p>
-    <w:bookmarkEnd w:id="35"/>
-    <w:bookmarkStart w:id="36" w:name="where-is-my-chat-history"/>
+    <w:bookmarkEnd w:id="36"/>
+    <w:bookmarkStart w:id="37" w:name="Xc66660d6b6548a037742b10f86a1fc562621a16"/>
     <w:p>
       <w:pPr>
         <w:pStyle w:val="Heading2"/>
@@ -3589,7 +3853,7 @@
         <w:tab/>
       </w:r>
       <w:r>
-        <w:t xml:space="preserve">“Where is my chat history?”</w:t>
+        <w:t xml:space="preserve">“The research run stopped partway and didn’t produce a file”</w:t>
       </w:r>
     </w:p>
     <w:p>
@@ -3597,7 +3861,14 @@
         <w:pStyle w:val="FirstParagraph"/>
       </w:pPr>
       <w:r>
-        <w:t xml:space="preserve">Every response you get is mirrored to a per-session JSONL file at</w:t>
+        <w:rPr>
+          <w:b/>
+          <w:bCs/>
+        </w:rPr>
+        <w:t xml:space="preserve">What you’ll see</w:t>
+      </w:r>
+      <w:r>
+        <w:t xml:space="preserve">: no new file in</w:t>
       </w:r>
       <w:r>
         <w:t xml:space="preserve"> </w:t>
@@ -3606,10 +3877,34 @@
         <w:rPr>
           <w:rStyle w:val="VerbatimChar"/>
         </w:rPr>
-        <w:t xml:space="preserve">C:\Users\&lt;you&gt;\Paperwik\.claude\chat-history\&lt;session-id&gt;.jsonl</w:t>
-      </w:r>
-      <w:r>
-        <w:t xml:space="preserve">. That’s inside the system-root</w:t>
+        <w:t xml:space="preserve">Vault/Inbox/</w:t>
+      </w:r>
+      <w:r>
+        <w:t xml:space="preserve"> </w:t>
+      </w:r>
+      <w:r>
+        <w:t xml:space="preserve">even though you asked for research minutes ago, or a partial run that errored out.</w:t>
+      </w:r>
+    </w:p>
+    <w:p>
+      <w:pPr>
+        <w:pStyle w:val="BodyText"/>
+      </w:pPr>
+      <w:r>
+        <w:rPr>
+          <w:b/>
+          <w:bCs/>
+        </w:rPr>
+        <w:t xml:space="preserve">Why it can happen</w:t>
+      </w:r>
+      <w:r>
+        <w:t xml:space="preserve">:</w:t>
+      </w:r>
+      <w:r>
+        <w:t xml:space="preserve"> </w:t>
+      </w:r>
+      <w:r>
+        <w:t xml:space="preserve">- Your laptop went to sleep. Paperwik sets a wake-lock at the start of a run, but if your laptop is on battery OR the wake-lock</w:t>
       </w:r>
       <w:r>
         <w:t xml:space="preserve"> </w:t>
@@ -3618,13 +3913,25 @@
         <w:rPr>
           <w:rStyle w:val="VerbatimChar"/>
         </w:rPr>
-        <w:t xml:space="preserve">.claude/</w:t>
-      </w:r>
-      <w:r>
-        <w:t xml:space="preserve"> </w:t>
-      </w:r>
-      <w:r>
-        <w:t xml:space="preserve">folder, not inside</w:t>
+        <w:t xml:space="preserve">powercfg</w:t>
+      </w:r>
+      <w:r>
+        <w:t xml:space="preserve"> </w:t>
+      </w:r>
+      <w:r>
+        <w:t xml:space="preserve">call failed, Windows will still suspend the session mid-run.</w:t>
+      </w:r>
+      <w:r>
+        <w:t xml:space="preserve"> </w:t>
+      </w:r>
+      <w:r>
+        <w:t xml:space="preserve">- Your Claude Pro 5-hour window filled up mid-run. A research run uses ~30-50 prompts; if you’d already spent most of your window on other work, the run gets throttled halfway.</w:t>
+      </w:r>
+      <w:r>
+        <w:t xml:space="preserve"> </w:t>
+      </w:r>
+      <w:r>
+        <w:t xml:space="preserve">- A</w:t>
       </w:r>
       <w:r>
         <w:t xml:space="preserve"> </w:t>
@@ -3633,22 +3940,28 @@
         <w:rPr>
           <w:rStyle w:val="VerbatimChar"/>
         </w:rPr>
-        <w:t xml:space="preserve">Vault/</w:t>
-      </w:r>
-      <w:r>
-        <w:t xml:space="preserve">, so Obsidian doesn’t surface it – intentional. You can still ask</w:t>
-      </w:r>
-      <w:r>
-        <w:t xml:space="preserve"> </w:t>
-      </w:r>
-      <w:r>
-        <w:t xml:space="preserve">“what did we discuss about X?”</w:t>
-      </w:r>
-      <w:r>
-        <w:t xml:space="preserve"> </w:t>
-      </w:r>
-      <w:r>
-        <w:t xml:space="preserve">and Paperwik reads its own archive.</w:t>
+        <w:t xml:space="preserve">SubagentStop</w:t>
+      </w:r>
+      <w:r>
+        <w:t xml:space="preserve"> </w:t>
+      </w:r>
+      <w:r>
+        <w:t xml:space="preserve">hook failed to fire for one of the section writers. Drafts exist but the</w:t>
+      </w:r>
+      <w:r>
+        <w:t xml:space="preserve"> </w:t>
+      </w:r>
+      <w:r>
+        <w:rPr>
+          <w:rStyle w:val="VerbatimChar"/>
+        </w:rPr>
+        <w:t xml:space="preserve">ready_to_stitch</w:t>
+      </w:r>
+      <w:r>
+        <w:t xml:space="preserve"> </w:t>
+      </w:r>
+      <w:r>
+        <w:t xml:space="preserve">sentinel never wrote.</w:t>
       </w:r>
     </w:p>
     <w:p>
@@ -3656,7 +3969,20 @@
         <w:pStyle w:val="BodyText"/>
       </w:pPr>
       <w:r>
-        <w:t xml:space="preserve">Chat history is NOT tracked by git (the</w:t>
+        <w:rPr>
+          <w:b/>
+          <w:bCs/>
+        </w:rPr>
+        <w:t xml:space="preserve">Fix</w:t>
+      </w:r>
+      <w:r>
+        <w:t xml:space="preserve">:</w:t>
+      </w:r>
+      <w:r>
+        <w:t xml:space="preserve"> </w:t>
+      </w:r>
+      <w:r>
+        <w:t xml:space="preserve">1. Check</w:t>
       </w:r>
       <w:r>
         <w:t xml:space="preserve"> </w:t>
@@ -3665,13 +3991,13 @@
         <w:rPr>
           <w:rStyle w:val="VerbatimChar"/>
         </w:rPr>
-        <w:t xml:space="preserve">.gitignore</w:t>
-      </w:r>
-      <w:r>
-        <w:t xml:space="preserve"> </w:t>
-      </w:r>
-      <w:r>
-        <w:t xml:space="preserve">skips</w:t>
+        <w:t xml:space="preserve">C:\Users\&lt;you&gt;\Documents\Paperwik-Diagnostics.log</w:t>
+      </w:r>
+      <w:r>
+        <w:t xml:space="preserve"> </w:t>
+      </w:r>
+      <w:r>
+        <w:t xml:space="preserve">for the last 50 lines. Look for</w:t>
       </w:r>
       <w:r>
         <w:t xml:space="preserve"> </w:t>
@@ -3680,10 +4006,95 @@
         <w:rPr>
           <w:rStyle w:val="VerbatimChar"/>
         </w:rPr>
-        <w:t xml:space="preserve">.claude/chat-history/</w:t>
-      </w:r>
-      <w:r>
-        <w:t xml:space="preserve">) – the files can grow large and rewrite every turn, so snapshotting them would bloat the repo without recovery value.</w:t>
+        <w:t xml:space="preserve">research_status</w:t>
+      </w:r>
+      <w:r>
+        <w:t xml:space="preserve">,</w:t>
+      </w:r>
+      <w:r>
+        <w:t xml:space="preserve"> </w:t>
+      </w:r>
+      <w:r>
+        <w:rPr>
+          <w:rStyle w:val="VerbatimChar"/>
+        </w:rPr>
+        <w:t xml:space="preserve">HOOK_CRASH</w:t>
+      </w:r>
+      <w:r>
+        <w:t xml:space="preserve">, or rate-limit errors.</w:t>
+      </w:r>
+      <w:r>
+        <w:t xml:space="preserve"> </w:t>
+      </w:r>
+      <w:r>
+        <w:t xml:space="preserve">2. Look inside</w:t>
+      </w:r>
+      <w:r>
+        <w:t xml:space="preserve"> </w:t>
+      </w:r>
+      <w:r>
+        <w:rPr>
+          <w:rStyle w:val="VerbatimChar"/>
+        </w:rPr>
+        <w:t xml:space="preserve">C:\Users\&lt;you&gt;\Paperwik\.claude\skills\state\deep-research\runs\</w:t>
+      </w:r>
+      <w:r>
+        <w:t xml:space="preserve"> </w:t>
+      </w:r>
+      <w:r>
+        <w:t xml:space="preserve">– each run has its own subdirectory. The most recent one will have partial</w:t>
+      </w:r>
+      <w:r>
+        <w:t xml:space="preserve"> </w:t>
+      </w:r>
+      <w:r>
+        <w:rPr>
+          <w:rStyle w:val="VerbatimChar"/>
+        </w:rPr>
+        <w:t xml:space="preserve">drafts/s1.md</w:t>
+      </w:r>
+      <w:r>
+        <w:t xml:space="preserve">,</w:t>
+      </w:r>
+      <w:r>
+        <w:t xml:space="preserve"> </w:t>
+      </w:r>
+      <w:r>
+        <w:rPr>
+          <w:rStyle w:val="VerbatimChar"/>
+        </w:rPr>
+        <w:t xml:space="preserve">drafts/s2.md</w:t>
+      </w:r>
+      <w:r>
+        <w:t xml:space="preserve"> </w:t>
+      </w:r>
+      <w:r>
+        <w:t xml:space="preserve">etc. You can open these manually if you want to salvage what was written.</w:t>
+      </w:r>
+      <w:r>
+        <w:t xml:space="preserve"> </w:t>
+      </w:r>
+      <w:r>
+        <w:t xml:space="preserve">3. If the run just needs to continue: close and reopen Claude Desktop, then say</w:t>
+      </w:r>
+      <w:r>
+        <w:t xml:space="preserve"> </w:t>
+      </w:r>
+      <w:r>
+        <w:rPr>
+          <w:b/>
+          <w:bCs/>
+        </w:rPr>
+        <w:t xml:space="preserve">research [same topic] again</w:t>
+      </w:r>
+      <w:r>
+        <w:t xml:space="preserve">. Paperwik starts fresh; the partial run stays on disk for reference but doesn’t merge in.</w:t>
+      </w:r>
+      <w:r>
+        <w:t xml:space="preserve"> </w:t>
+      </w:r>
+      <w:r>
+        <w:t xml:space="preserve">4. Plug the laptop into AC power before the next run.</w:t>
       </w:r>
     </w:p>
     <w:p>
@@ -3693,8 +4104,8 @@
         </w:pict>
       </w:r>
     </w:p>
-    <w:bookmarkEnd w:id="36"/>
-    <w:bookmarkStart w:id="37" w:name="X4b15255332ca9a28c86e30931964c51f77726ca"/>
+    <w:bookmarkEnd w:id="37"/>
+    <w:bookmarkStart w:id="38" w:name="research-burned-my-whole-weeks-budget"/>
     <w:p>
       <w:pPr>
         <w:pStyle w:val="Heading2"/>
@@ -3704,6 +4115,368 @@
           <w:rStyle w:val="SectionNumber"/>
         </w:rPr>
         <w:t xml:space="preserve">3.11</w:t>
+      </w:r>
+      <w:r>
+        <w:tab/>
+      </w:r>
+      <w:r>
+        <w:t xml:space="preserve">“Research burned my whole week’s budget”</w:t>
+      </w:r>
+    </w:p>
+    <w:p>
+      <w:pPr>
+        <w:pStyle w:val="FirstParagraph"/>
+      </w:pPr>
+      <w:r>
+        <w:rPr>
+          <w:b/>
+          <w:bCs/>
+        </w:rPr>
+        <w:t xml:space="preserve">What you’ll see</w:t>
+      </w:r>
+      <w:r>
+        <w:t xml:space="preserve">: after running research, Claude Pro says you’ve hit your weekly usage cap and can’t do anything else until the window resets.</w:t>
+      </w:r>
+    </w:p>
+    <w:p>
+      <w:pPr>
+        <w:pStyle w:val="BodyText"/>
+      </w:pPr>
+      <w:r>
+        <w:rPr>
+          <w:b/>
+          <w:bCs/>
+        </w:rPr>
+        <w:t xml:space="preserve">Why</w:t>
+      </w:r>
+      <w:r>
+        <w:t xml:space="preserve">: the default is 3 section writers to keep a single run within comfortable Pro-tier limits. But if you asked for a longer document (8-12 sections), or ran research back-to-back, you can exhaust the ~40-80 weekly Sonnet hours.</w:t>
+      </w:r>
+    </w:p>
+    <w:p>
+      <w:pPr>
+        <w:pStyle w:val="BodyText"/>
+      </w:pPr>
+      <w:r>
+        <w:rPr>
+          <w:b/>
+          <w:bCs/>
+        </w:rPr>
+        <w:t xml:space="preserve">Fix</w:t>
+      </w:r>
+      <w:r>
+        <w:t xml:space="preserve">:</w:t>
+      </w:r>
+      <w:r>
+        <w:t xml:space="preserve"> </w:t>
+      </w:r>
+      <w:r>
+        <w:t xml:space="preserve">1. Wait for the weekly reset (7 days from your first request of the current window). The exact time is shown in the rate-limit error.</w:t>
+      </w:r>
+      <w:r>
+        <w:t xml:space="preserve"> </w:t>
+      </w:r>
+      <w:r>
+        <w:t xml:space="preserve">2. For future runs, stick to the default 3-section depth unless the topic really warrants more. Say</w:t>
+      </w:r>
+      <w:r>
+        <w:t xml:space="preserve"> </w:t>
+      </w:r>
+      <w:r>
+        <w:rPr>
+          <w:b/>
+          <w:bCs/>
+        </w:rPr>
+        <w:t xml:space="preserve">do a short research on X</w:t>
+      </w:r>
+      <w:r>
+        <w:t xml:space="preserve"> </w:t>
+      </w:r>
+      <w:r>
+        <w:t xml:space="preserve">to hint at the smaller version.</w:t>
+      </w:r>
+      <w:r>
+        <w:t xml:space="preserve"> </w:t>
+      </w:r>
+      <w:r>
+        <w:t xml:space="preserve">3. If you have Claude Max (5x or 20x), the weekly budget is much higher – but most end users don’t need to upgrade.</w:t>
+      </w:r>
+      <w:r>
+        <w:t xml:space="preserve"> </w:t>
+      </w:r>
+      <w:r>
+        <w:t xml:space="preserve">4. If you think the model used Opus for any part of the run, that’s ~3x the cost – check</w:t>
+      </w:r>
+      <w:r>
+        <w:t xml:space="preserve"> </w:t>
+      </w:r>
+      <w:r>
+        <w:rPr>
+          <w:rStyle w:val="VerbatimChar"/>
+        </w:rPr>
+        <w:t xml:space="preserve">Documents\Paperwik-Diagnostics.log</w:t>
+      </w:r>
+      <w:r>
+        <w:t xml:space="preserve"> </w:t>
+      </w:r>
+      <w:r>
+        <w:t xml:space="preserve">for what actually dispatched. Research always pins Sonnet and Haiku explicitly, so this shouldn’t happen; if it does, send the log to your installer.</w:t>
+      </w:r>
+    </w:p>
+    <w:p>
+      <w:r>
+        <w:pict>
+          <v:rect style="width:0;height:1.5pt" o:hralign="center" o:hrstd="t" o:hr="t"/>
+        </w:pict>
+      </w:r>
+    </w:p>
+    <w:bookmarkEnd w:id="38"/>
+    <w:bookmarkStart w:id="39" w:name="X3b0da4f7f66fce2a568eecf56e6ba4b5b57caae"/>
+    <w:p>
+      <w:pPr>
+        <w:pStyle w:val="Heading2"/>
+      </w:pPr>
+      <w:r>
+        <w:rPr>
+          <w:rStyle w:val="SectionNumber"/>
+        </w:rPr>
+        <w:t xml:space="preserve">3.12</w:t>
+      </w:r>
+      <w:r>
+        <w:tab/>
+      </w:r>
+      <w:r>
+        <w:t xml:space="preserve">“The research output file didn’t appear in Obsidian”</w:t>
+      </w:r>
+    </w:p>
+    <w:p>
+      <w:pPr>
+        <w:pStyle w:val="FirstParagraph"/>
+      </w:pPr>
+      <w:r>
+        <w:rPr>
+          <w:b/>
+          <w:bCs/>
+        </w:rPr>
+        <w:t xml:space="preserve">Why</w:t>
+      </w:r>
+      <w:r>
+        <w:t xml:space="preserve">: the file is written to</w:t>
+      </w:r>
+      <w:r>
+        <w:t xml:space="preserve"> </w:t>
+      </w:r>
+      <w:r>
+        <w:rPr>
+          <w:rStyle w:val="VerbatimChar"/>
+        </w:rPr>
+        <w:t xml:space="preserve">C:\Users\&lt;you&gt;\Paperwik\Vault\Inbox\</w:t>
+      </w:r>
+      <w:r>
+        <w:t xml:space="preserve"> </w:t>
+      </w:r>
+      <w:r>
+        <w:t xml:space="preserve">with a dad-readable name like</w:t>
+      </w:r>
+      <w:r>
+        <w:t xml:space="preserve"> </w:t>
+      </w:r>
+      <w:r>
+        <w:rPr>
+          <w:rStyle w:val="VerbatimChar"/>
+        </w:rPr>
+        <w:t xml:space="preserve">Cognitive Health Strategies - 2026-04-24.md</w:t>
+      </w:r>
+      <w:r>
+        <w:t xml:space="preserve">. Obsidian’s file tree should refresh automatically, but OneDrive Files On-Demand can cause a delay.</w:t>
+      </w:r>
+    </w:p>
+    <w:p>
+      <w:pPr>
+        <w:pStyle w:val="BodyText"/>
+      </w:pPr>
+      <w:r>
+        <w:rPr>
+          <w:b/>
+          <w:bCs/>
+        </w:rPr>
+        <w:t xml:space="preserve">Fix</w:t>
+      </w:r>
+      <w:r>
+        <w:t xml:space="preserve">:</w:t>
+      </w:r>
+      <w:r>
+        <w:t xml:space="preserve"> </w:t>
+      </w:r>
+      <w:r>
+        <w:t xml:space="preserve">1. In Obsidian, click the refresh icon in the file explorer pane, OR close and reopen the vault (File -&gt; Open Vault).</w:t>
+      </w:r>
+      <w:r>
+        <w:t xml:space="preserve"> </w:t>
+      </w:r>
+      <w:r>
+        <w:t xml:space="preserve">2. If the file still doesn’t appear, open File Explorer directly to</w:t>
+      </w:r>
+      <w:r>
+        <w:t xml:space="preserve"> </w:t>
+      </w:r>
+      <w:r>
+        <w:rPr>
+          <w:rStyle w:val="VerbatimChar"/>
+        </w:rPr>
+        <w:t xml:space="preserve">C:\Users\&lt;you&gt;\Paperwik\Vault\Inbox\</w:t>
+      </w:r>
+      <w:r>
+        <w:t xml:space="preserve"> </w:t>
+      </w:r>
+      <w:r>
+        <w:t xml:space="preserve">and confirm the file exists there.</w:t>
+      </w:r>
+      <w:r>
+        <w:t xml:space="preserve"> </w:t>
+      </w:r>
+      <w:r>
+        <w:t xml:space="preserve">3. If the file doesn’t exist anywhere, check the diagnostic log – the run may have failed at the Sanitizer’s format-contract validation (YAML frontmatter + H2/H3 + Sources table). That’s an intentional block to prevent malformed docs polluting your wiki; re-run the research to try again.</w:t>
+      </w:r>
+    </w:p>
+    <w:p>
+      <w:r>
+        <w:pict>
+          <v:rect style="width:0;height:1.5pt" o:hralign="center" o:hrstd="t" o:hr="t"/>
+        </w:pict>
+      </w:r>
+    </w:p>
+    <w:bookmarkEnd w:id="39"/>
+    <w:bookmarkStart w:id="40" w:name="where-is-my-chat-history"/>
+    <w:p>
+      <w:pPr>
+        <w:pStyle w:val="Heading2"/>
+      </w:pPr>
+      <w:r>
+        <w:rPr>
+          <w:rStyle w:val="SectionNumber"/>
+        </w:rPr>
+        <w:t xml:space="preserve">3.13</w:t>
+      </w:r>
+      <w:r>
+        <w:tab/>
+      </w:r>
+      <w:r>
+        <w:t xml:space="preserve">“Where is my chat history?”</w:t>
+      </w:r>
+    </w:p>
+    <w:p>
+      <w:pPr>
+        <w:pStyle w:val="FirstParagraph"/>
+      </w:pPr>
+      <w:r>
+        <w:t xml:space="preserve">Every response you get is mirrored to a per-session JSONL file at</w:t>
+      </w:r>
+      <w:r>
+        <w:t xml:space="preserve"> </w:t>
+      </w:r>
+      <w:r>
+        <w:rPr>
+          <w:rStyle w:val="VerbatimChar"/>
+        </w:rPr>
+        <w:t xml:space="preserve">C:\Users\&lt;you&gt;\Paperwik\.claude\chat-history\&lt;session-id&gt;.jsonl</w:t>
+      </w:r>
+      <w:r>
+        <w:t xml:space="preserve">. That’s inside the system-root</w:t>
+      </w:r>
+      <w:r>
+        <w:t xml:space="preserve"> </w:t>
+      </w:r>
+      <w:r>
+        <w:rPr>
+          <w:rStyle w:val="VerbatimChar"/>
+        </w:rPr>
+        <w:t xml:space="preserve">.claude/</w:t>
+      </w:r>
+      <w:r>
+        <w:t xml:space="preserve"> </w:t>
+      </w:r>
+      <w:r>
+        <w:t xml:space="preserve">folder, not inside</w:t>
+      </w:r>
+      <w:r>
+        <w:t xml:space="preserve"> </w:t>
+      </w:r>
+      <w:r>
+        <w:rPr>
+          <w:rStyle w:val="VerbatimChar"/>
+        </w:rPr>
+        <w:t xml:space="preserve">Vault/</w:t>
+      </w:r>
+      <w:r>
+        <w:t xml:space="preserve">, so Obsidian doesn’t surface it – intentional. You can still ask</w:t>
+      </w:r>
+      <w:r>
+        <w:t xml:space="preserve"> </w:t>
+      </w:r>
+      <w:r>
+        <w:t xml:space="preserve">“what did we discuss about X?”</w:t>
+      </w:r>
+      <w:r>
+        <w:t xml:space="preserve"> </w:t>
+      </w:r>
+      <w:r>
+        <w:t xml:space="preserve">and Paperwik reads its own archive.</w:t>
+      </w:r>
+    </w:p>
+    <w:p>
+      <w:pPr>
+        <w:pStyle w:val="BodyText"/>
+      </w:pPr>
+      <w:r>
+        <w:t xml:space="preserve">Chat history is NOT tracked by git (the</w:t>
+      </w:r>
+      <w:r>
+        <w:t xml:space="preserve"> </w:t>
+      </w:r>
+      <w:r>
+        <w:rPr>
+          <w:rStyle w:val="VerbatimChar"/>
+        </w:rPr>
+        <w:t xml:space="preserve">.gitignore</w:t>
+      </w:r>
+      <w:r>
+        <w:t xml:space="preserve"> </w:t>
+      </w:r>
+      <w:r>
+        <w:t xml:space="preserve">skips</w:t>
+      </w:r>
+      <w:r>
+        <w:t xml:space="preserve"> </w:t>
+      </w:r>
+      <w:r>
+        <w:rPr>
+          <w:rStyle w:val="VerbatimChar"/>
+        </w:rPr>
+        <w:t xml:space="preserve">.claude/chat-history/</w:t>
+      </w:r>
+      <w:r>
+        <w:t xml:space="preserve">) – the files can grow large and rewrite every turn, so snapshotting them would bloat the repo without recovery value.</w:t>
+      </w:r>
+    </w:p>
+    <w:p>
+      <w:r>
+        <w:pict>
+          <v:rect style="width:0;height:1.5pt" o:hralign="center" o:hrstd="t" o:hr="t"/>
+        </w:pict>
+      </w:r>
+    </w:p>
+    <w:bookmarkEnd w:id="40"/>
+    <w:bookmarkStart w:id="41" w:name="X4b15255332ca9a28c86e30931964c51f77726ca"/>
+    <w:p>
+      <w:pPr>
+        <w:pStyle w:val="Heading2"/>
+      </w:pPr>
+      <w:r>
+        <w:rPr>
+          <w:rStyle w:val="SectionNumber"/>
+        </w:rPr>
+        <w:t xml:space="preserve">3.14</w:t>
       </w:r>
       <w:r>
         <w:tab/>
@@ -3790,8 +4563,8 @@
         </w:pict>
       </w:r>
     </w:p>
-    <w:bookmarkEnd w:id="37"/>
-    <w:bookmarkStart w:id="38" w:name="somethings-wrong-and-i-dont-know-what"/>
+    <w:bookmarkEnd w:id="41"/>
+    <w:bookmarkStart w:id="42" w:name="somethings-wrong-and-i-dont-know-what"/>
     <w:p>
       <w:pPr>
         <w:pStyle w:val="Heading2"/>
@@ -3800,7 +4573,7 @@
         <w:rPr>
           <w:rStyle w:val="SectionNumber"/>
         </w:rPr>
-        <w:t xml:space="preserve">3.12</w:t>
+        <w:t xml:space="preserve">3.15</w:t>
       </w:r>
       <w:r>
         <w:tab/>
@@ -4010,8 +4783,8 @@
         <w:t xml:space="preserve">If none of that works, send the diagnostic log + a screenshot to whoever installed Paperwik for you. Most mysteries resolve with context and patience.</w:t>
       </w:r>
     </w:p>
-    <w:bookmarkEnd w:id="38"/>
-    <w:bookmarkEnd w:id="39"/>
+    <w:bookmarkEnd w:id="42"/>
+    <w:bookmarkEnd w:id="43"/>
     <w:sectPr>
       <w:footnotePr>
         <w:numRestart w:val="eachSect"/>

--- a/docs/Paperwik-User-Guide.docx
+++ b/docs/Paperwik-User-Guide.docx
@@ -15,7 +15,7 @@
         <w:pStyle w:val="Subtitle"/>
       </w:pPr>
       <w:r>
-        <w:t xml:space="preserve">v0.4.1</w:t>
+        <w:t xml:space="preserve">v0.4.2</w:t>
       </w:r>
     </w:p>
     <w:sdt>

--- a/docs/Paperwik-User-Guide.docx
+++ b/docs/Paperwik-User-Guide.docx
@@ -15,7 +15,7 @@
         <w:pStyle w:val="Subtitle"/>
       </w:pPr>
       <w:r>
-        <w:t xml:space="preserve">v0.4.2</w:t>
+        <w:t xml:space="preserve">v0.4.3</w:t>
       </w:r>
     </w:p>
     <w:sdt>
